--- a/klagomål/A 19243-2026 FSC-klagomål.docx
+++ b/klagomål/A 19243-2026 FSC-klagomål.docx
@@ -847,7 +847,7 @@
     <w:r>
       <w:tab/>
       <w:tab/>
-      <w:t>2026-06-18</w:t>
+      <w:t>2026-06-19</w:t>
       <w:br/>
       <w:br/>
     </w:r>

--- a/klagomål/A 19243-2026 FSC-klagomål.docx
+++ b/klagomål/A 19243-2026 FSC-klagomål.docx
@@ -847,7 +847,7 @@
     <w:r>
       <w:tab/>
       <w:tab/>
-      <w:t>2026-06-19</w:t>
+      <w:t>2026-06-20</w:t>
       <w:br/>
       <w:br/>
     </w:r>

--- a/klagomål/A 19243-2026 FSC-klagomål.docx
+++ b/klagomål/A 19243-2026 FSC-klagomål.docx
@@ -168,38 +168,7 @@
     </w:p>
     <w:p>
       <w:r>
-        <w:t>Detta dokument behandlar höga naturvärden i avverkningsanmälan A 19243-2026 i Rättviks kommun som inkom 2026-04-20 och omfattar 1,4 ha.</w:t>
-      </w:r>
-    </w:p>
-    <w:p>
-      <w:r>
-        <w:t>Nedan presenteras fynd av naturvårdsarter och fridlysta arter som gjorts i det avverkningsanmälda området, samt relevanta utdrag ur standarderna för FSC, Chain of Custody, Controlled Wood och PEFC. I BILAGA 1 finns artfakta om fridlysta arter.</w:t>
-      </w:r>
-    </w:p>
-    <w:p>
-      <w:r>
-        <w:t>Vi förväntar oss att ni återkommer med ett skriftligt svar på vårt klagomål och även beskriver vilka korrigerande åtgärder ni satt in för att rätta till identifierade brister i er efterlevnad av den svenska FSC standarden.</w:t>
-      </w:r>
-    </w:p>
-    <w:p>
-      <w:pPr>
-        <w:pStyle w:val="Heading1"/>
-      </w:pPr>
-      <w:r>
-        <w:t>Naturvårdsarter</w:t>
-      </w:r>
-    </w:p>
-    <w:p>
-      <w:r>
-        <w:t>Inom 3 meter från avverkningsanmälan har följande 1 naturvårdsarter hittats: talltita (NT, §4). Av dessa är 1 rödlistade. För rödlistade arter har rödlistekategorin angivits inom parentes. För fridlysta arter anges även paragrafen i Artskyddsförordningen som arten är fridlyst enligt.</w:t>
-      </w:r>
-    </w:p>
-    <w:p>
-      <w:r>
-        <w:t>De påträffade naturvårdsarterna är ett tydligt kvitto på att det rör sig om en skog med höga naturvärden.</w:t>
-      </w:r>
-      <w:r>
-        <w:t xml:space="preserve"> I Figur 1 visas fyndplatser för naturvårdsarter i området, som finns registrerade på Artportalen.</w:t>
+        <w:t>Detta klagomål behandlar höga naturvärden i avverkningsanmälan A 19243-2026 i Rättviks kommun som inkom 2026-04-20 och omfattar 1,4 ha.</w:t>
       </w:r>
     </w:p>
     <w:p>
@@ -247,34 +216,35 @@
         <w:spacing w:after="240"/>
       </w:pPr>
       <w:r>
-        <w:t>Figur 1. Fyndplatser för naturvårdsarter inom 3 meter från avverkningsanmälan (röd linje). Markörer utan svart kant är placerade på fyndplatsen. Markörer med svart kant är placerade vid sidan av fyndplatsen och har ett svart streck som visar fyndplatsens exakta position. Kartans mittpunktskoordinat är N 6799957, E 510789 i SWEREF 99 TM.</w:t>
+        <w:t>Figur 1. Fyndplatser för naturvårdsarter inom 3 meter från avverkningsanmälan. Markörer utan svart kant är placerade på fyndplatsen. Markörer med svart kant är placerade vid sidan av fyndplatsen har ett svart streck som visar fyndplatsens exakta position. Kartans mittpunktskoordinat är N 6799957, E 510789 i SWEREF 99 TM.</w:t>
+      </w:r>
+    </w:p>
+    <w:p>
+      <w:r>
+        <w:t>Inom 3 meter från avverkningsanmälan finns fynd av 1 naturvårdsarter, varav 1 är rödlistad och 1 är fridlyst: talltita (NT, §4). Se Figur 1.</w:t>
+      </w:r>
+    </w:p>
+    <w:p>
+      <w:r>
+        <w:t>Nedan presenteras relevanta utdrag ur standarderna för FSC, Chain of Custody, Controlled Wood och PEFC.</w:t>
+      </w:r>
+    </w:p>
+    <w:p>
+      <w:r>
+        <w:t>Vi förväntar oss att ni återkommer med ett skriftligt svar på vårt klagomål och även beskriver vilka korrigerande åtgärder ni satt in för att rätta till identifierade brister i er efterlevnad av den svenska FSC standarden.</w:t>
       </w:r>
     </w:p>
     <w:p>
       <w:pPr>
-        <w:pStyle w:val="Heading2"/>
+        <w:pStyle w:val="Heading1"/>
       </w:pPr>
       <w:r>
-        <w:t>Fridlysta arter</w:t>
+        <w:t>Naturvårdsarter och fridlysta arter</w:t>
       </w:r>
     </w:p>
     <w:p>
       <w:r>
-        <w:t>Följande fridlysta arter har sina livsmiljöer och växtplatser i den avverkningsanmälda skogen: talltita (NT, §4).</w:t>
-      </w:r>
-    </w:p>
-    <w:p>
-      <w:r>
-        <w:t xml:space="preserve">Observera att medlemsländerna är skyldiga att agera i enlighet med EU:s fågeldirektiv där det uttryckligen står att direktivet gäller för fåglar samt för deras ägg, bon och </w:t>
-      </w:r>
-      <w:r>
-        <w:rPr>
-          <w:b/>
-        </w:rPr>
-        <w:t xml:space="preserve">livsmiljöer </w:t>
-      </w:r>
-      <w:r>
-        <w:t>(artikel 1). Vidare att de åtgärder som vidtas inte får leda till en försämring av den nuvarande situationen beträffande bevarandet av de fågelarter som avses i artikel 1 (artikel 13). Fågeldirektivet är styrande för tillsynsansvariga myndigheters ärendehantering, ställningstaganden och beslutsfattande.</w:t>
+        <w:t>Nedan följer beskrivningar av de naturvårdsarter och fridlysta arter som har sina livsmiljöer och växtplatser i den avverkningsanmälda skogen. Se även ytterligare artfakta i BILAGA 1. De påträffade naturvårdsarterna är ett tydligt kvitto på att det rör sig om en skog med höga naturvärden.</w:t>
       </w:r>
     </w:p>
     <w:p>
@@ -286,11 +256,6 @@
       </w:r>
       <w:r>
         <w:t>, rödlistad som nära hotad och prioriterad art i Skogsvårdslagen, har häckningsrevir i anmälan. Arten har minskat kraftigt de senaste 30 åren och minskningstakten innevarande 10-årsperiod beräknas till 20 (10–30) %. Talltitan är synnerligen trogen sitt cirka 15 hektar stora revir och är beroende av flerskiktade olikåldriga skogar för att kunna föda upp sina ungar. Talltitan försvinner om dess livsmiljö kalavverkas (Eggers &amp; Low, 2014; Ekman, 1979; Griesser et al, 2007; Klein, 2020; Siffczyk et al, 2003; SLU Artdatabanken, 2021).</w:t>
-      </w:r>
-    </w:p>
-    <w:p>
-      <w:r>
-        <w:t>I BILAGA 1 finns mer detaljerad information om ekologi samt krav på livsmiljö hos fridlysta arter.</w:t>
       </w:r>
     </w:p>
     <w:p>
@@ -847,7 +812,7 @@
     <w:r>
       <w:tab/>
       <w:tab/>
-      <w:t>2026-06-20</w:t>
+      <w:t>2026-06-21</w:t>
       <w:br/>
       <w:br/>
     </w:r>

--- a/klagomål/A 19243-2026 FSC-klagomål.docx
+++ b/klagomål/A 19243-2026 FSC-klagomål.docx
@@ -812,7 +812,7 @@
     <w:r>
       <w:tab/>
       <w:tab/>
-      <w:t>2026-06-21</w:t>
+      <w:t>2026-06-22</w:t>
       <w:br/>
       <w:br/>
     </w:r>

--- a/klagomål/A 19243-2026 FSC-klagomål.docx
+++ b/klagomål/A 19243-2026 FSC-klagomål.docx
@@ -812,7 +812,7 @@
     <w:r>
       <w:tab/>
       <w:tab/>
-      <w:t>2026-06-22</w:t>
+      <w:t>2026-06-23</w:t>
       <w:br/>
       <w:br/>
     </w:r>

--- a/klagomål/A 19243-2026 FSC-klagomål.docx
+++ b/klagomål/A 19243-2026 FSC-klagomål.docx
@@ -812,7 +812,7 @@
     <w:r>
       <w:tab/>
       <w:tab/>
-      <w:t>2026-06-23</w:t>
+      <w:t>2026-06-24</w:t>
       <w:br/>
       <w:br/>
     </w:r>

--- a/klagomål/A 19243-2026 FSC-klagomål.docx
+++ b/klagomål/A 19243-2026 FSC-klagomål.docx
@@ -812,7 +812,7 @@
     <w:r>
       <w:tab/>
       <w:tab/>
-      <w:t>2026-06-24</w:t>
+      <w:t>2026-06-25</w:t>
       <w:br/>
       <w:br/>
     </w:r>

--- a/klagomål/A 19243-2026 FSC-klagomål.docx
+++ b/klagomål/A 19243-2026 FSC-klagomål.docx
@@ -812,7 +812,7 @@
     <w:r>
       <w:tab/>
       <w:tab/>
-      <w:t>2026-06-25</w:t>
+      <w:t>2026-06-26</w:t>
       <w:br/>
       <w:br/>
     </w:r>

--- a/klagomål/A 19243-2026 FSC-klagomål.docx
+++ b/klagomål/A 19243-2026 FSC-klagomål.docx
@@ -812,7 +812,7 @@
     <w:r>
       <w:tab/>
       <w:tab/>
-      <w:t>2026-06-26</w:t>
+      <w:t>2026-06-27</w:t>
       <w:br/>
       <w:br/>
     </w:r>

--- a/klagomål/A 19243-2026 FSC-klagomål.docx
+++ b/klagomål/A 19243-2026 FSC-klagomål.docx
@@ -812,7 +812,7 @@
     <w:r>
       <w:tab/>
       <w:tab/>
-      <w:t>2026-07-13</w:t>
+      <w:t>2026-07-14</w:t>
       <w:br/>
       <w:br/>
     </w:r>

--- a/klagomål/A 19243-2026 FSC-klagomål.docx
+++ b/klagomål/A 19243-2026 FSC-klagomål.docx
@@ -812,7 +812,7 @@
     <w:r>
       <w:tab/>
       <w:tab/>
-      <w:t>2026-07-14</w:t>
+      <w:t>2026-07-15</w:t>
       <w:br/>
       <w:br/>
     </w:r>

--- a/klagomål/A 19243-2026 FSC-klagomål.docx
+++ b/klagomål/A 19243-2026 FSC-klagomål.docx
@@ -812,7 +812,7 @@
     <w:r>
       <w:tab/>
       <w:tab/>
-      <w:t>2026-07-15</w:t>
+      <w:t>2026-07-16</w:t>
       <w:br/>
       <w:br/>
     </w:r>

--- a/klagomål/A 19243-2026 FSC-klagomål.docx
+++ b/klagomål/A 19243-2026 FSC-klagomål.docx
@@ -812,7 +812,7 @@
     <w:r>
       <w:tab/>
       <w:tab/>
-      <w:t>2026-07-16</w:t>
+      <w:t>2026-07-17</w:t>
       <w:br/>
       <w:br/>
     </w:r>

--- a/klagomål/A 19243-2026 FSC-klagomål.docx
+++ b/klagomål/A 19243-2026 FSC-klagomål.docx
@@ -812,7 +812,7 @@
     <w:r>
       <w:tab/>
       <w:tab/>
-      <w:t>2026-07-17</w:t>
+      <w:t>2026-07-18</w:t>
       <w:br/>
       <w:br/>
     </w:r>

--- a/klagomål/A 19243-2026 FSC-klagomål.docx
+++ b/klagomål/A 19243-2026 FSC-klagomål.docx
@@ -812,7 +812,7 @@
     <w:r>
       <w:tab/>
       <w:tab/>
-      <w:t>2026-07-18</w:t>
+      <w:t>2026-07-19</w:t>
       <w:br/>
       <w:br/>
     </w:r>

--- a/klagomål/A 19243-2026 FSC-klagomål.docx
+++ b/klagomål/A 19243-2026 FSC-klagomål.docx
@@ -812,7 +812,7 @@
     <w:r>
       <w:tab/>
       <w:tab/>
-      <w:t>2026-07-19</w:t>
+      <w:t>2026-07-20</w:t>
       <w:br/>
       <w:br/>
     </w:r>

--- a/klagomål/A 19243-2026 FSC-klagomål.docx
+++ b/klagomål/A 19243-2026 FSC-klagomål.docx
@@ -812,7 +812,7 @@
     <w:r>
       <w:tab/>
       <w:tab/>
-      <w:t>2026-07-20</w:t>
+      <w:t>2026-07-21</w:t>
       <w:br/>
       <w:br/>
     </w:r>

--- a/klagomål/A 19243-2026 FSC-klagomål.docx
+++ b/klagomål/A 19243-2026 FSC-klagomål.docx
@@ -812,7 +812,7 @@
     <w:r>
       <w:tab/>
       <w:tab/>
-      <w:t>2026-07-21</w:t>
+      <w:t>2026-07-22</w:t>
       <w:br/>
       <w:br/>
     </w:r>

--- a/klagomål/A 19243-2026 FSC-klagomål.docx
+++ b/klagomål/A 19243-2026 FSC-klagomål.docx
@@ -812,7 +812,7 @@
     <w:r>
       <w:tab/>
       <w:tab/>
-      <w:t>2026-07-22</w:t>
+      <w:t>2026-07-23</w:t>
       <w:br/>
       <w:br/>
     </w:r>

--- a/klagomål/A 19243-2026 FSC-klagomål.docx
+++ b/klagomål/A 19243-2026 FSC-klagomål.docx
@@ -812,7 +812,7 @@
     <w:r>
       <w:tab/>
       <w:tab/>
-      <w:t>2026-07-23</w:t>
+      <w:t>2026-07-24</w:t>
       <w:br/>
       <w:br/>
     </w:r>

--- a/klagomål/A 19243-2026 FSC-klagomål.docx
+++ b/klagomål/A 19243-2026 FSC-klagomål.docx
@@ -812,7 +812,7 @@
     <w:r>
       <w:tab/>
       <w:tab/>
-      <w:t>2026-07-24</w:t>
+      <w:t>2026-07-25</w:t>
       <w:br/>
       <w:br/>
     </w:r>

--- a/klagomål/A 19243-2026 FSC-klagomål.docx
+++ b/klagomål/A 19243-2026 FSC-klagomål.docx
@@ -812,7 +812,7 @@
     <w:r>
       <w:tab/>
       <w:tab/>
-      <w:t>2026-07-25</w:t>
+      <w:t>2026-07-26</w:t>
       <w:br/>
       <w:br/>
     </w:r>

--- a/klagomål/A 19243-2026 FSC-klagomål.docx
+++ b/klagomål/A 19243-2026 FSC-klagomål.docx
@@ -812,7 +812,7 @@
     <w:r>
       <w:tab/>
       <w:tab/>
-      <w:t>2026-07-26</w:t>
+      <w:t>2026-07-27</w:t>
       <w:br/>
       <w:br/>
     </w:r>

--- a/klagomål/A 19243-2026 FSC-klagomål.docx
+++ b/klagomål/A 19243-2026 FSC-klagomål.docx
@@ -812,7 +812,7 @@
     <w:r>
       <w:tab/>
       <w:tab/>
-      <w:t>2026-07-27</w:t>
+      <w:t>2026-07-28</w:t>
       <w:br/>
       <w:br/>
     </w:r>

--- a/klagomål/A 19243-2026 FSC-klagomål.docx
+++ b/klagomål/A 19243-2026 FSC-klagomål.docx
@@ -812,7 +812,7 @@
     <w:r>
       <w:tab/>
       <w:tab/>
-      <w:t>2026-07-28</w:t>
+      <w:t>2026-07-29</w:t>
       <w:br/>
       <w:br/>
     </w:r>

--- a/klagomål/A 19243-2026 FSC-klagomål.docx
+++ b/klagomål/A 19243-2026 FSC-klagomål.docx
@@ -812,7 +812,7 @@
     <w:r>
       <w:tab/>
       <w:tab/>
-      <w:t>2026-07-29</w:t>
+      <w:t>2026-07-30</w:t>
       <w:br/>
       <w:br/>
     </w:r>

--- a/klagomål/A 19243-2026 FSC-klagomål.docx
+++ b/klagomål/A 19243-2026 FSC-klagomål.docx
@@ -812,7 +812,7 @@
     <w:r>
       <w:tab/>
       <w:tab/>
-      <w:t>2026-07-30</w:t>
+      <w:t>2026-07-31</w:t>
       <w:br/>
       <w:br/>
     </w:r>

--- a/klagomål/A 19243-2026 FSC-klagomål.docx
+++ b/klagomål/A 19243-2026 FSC-klagomål.docx
@@ -812,7 +812,7 @@
     <w:r>
       <w:tab/>
       <w:tab/>
-      <w:t>2026-07-31</w:t>
+      <w:t>2026-08-01</w:t>
       <w:br/>
       <w:br/>
     </w:r>

--- a/klagomål/A 19243-2026 FSC-klagomål.docx
+++ b/klagomål/A 19243-2026 FSC-klagomål.docx
@@ -812,7 +812,7 @@
     <w:r>
       <w:tab/>
       <w:tab/>
-      <w:t>2026-08-01</w:t>
+      <w:t>2026-08-02</w:t>
       <w:br/>
       <w:br/>
     </w:r>

--- a/klagomål/A 19243-2026 FSC-klagomål.docx
+++ b/klagomål/A 19243-2026 FSC-klagomål.docx
@@ -812,7 +812,7 @@
     <w:r>
       <w:tab/>
       <w:tab/>
-      <w:t>2026-08-02</w:t>
+      <w:t>2026-08-03</w:t>
       <w:br/>
       <w:br/>
     </w:r>

--- a/klagomål/A 19243-2026 FSC-klagomål.docx
+++ b/klagomål/A 19243-2026 FSC-klagomål.docx
@@ -812,7 +812,7 @@
     <w:r>
       <w:tab/>
       <w:tab/>
-      <w:t>2026-08-03</w:t>
+      <w:t>2026-08-05</w:t>
       <w:br/>
       <w:br/>
     </w:r>

--- a/klagomål/A 19243-2026 FSC-klagomål.docx
+++ b/klagomål/A 19243-2026 FSC-klagomål.docx
@@ -812,7 +812,7 @@
     <w:r>
       <w:tab/>
       <w:tab/>
-      <w:t>2026-08-05</w:t>
+      <w:t>2026-08-07</w:t>
       <w:br/>
       <w:br/>
     </w:r>

--- a/klagomål/A 19243-2026 FSC-klagomål.docx
+++ b/klagomål/A 19243-2026 FSC-klagomål.docx
@@ -812,7 +812,7 @@
     <w:r>
       <w:tab/>
       <w:tab/>
-      <w:t>2026-08-07</w:t>
+      <w:t>2026-08-08</w:t>
       <w:br/>
       <w:br/>
     </w:r>

--- a/klagomål/A 19243-2026 FSC-klagomål.docx
+++ b/klagomål/A 19243-2026 FSC-klagomål.docx
@@ -216,7 +216,7 @@
         <w:spacing w:after="240"/>
       </w:pPr>
       <w:r>
-        <w:t>Figur 1. Fyndplatser för naturvårdsarter inom 3 meter från avverkningsanmälan. Markörer utan svart kant är placerade på fyndplatsen. Markörer med svart kant är placerade vid sidan av fyndplatsen har ett svart streck som visar fyndplatsens exakta position. Kartans mittpunktskoordinat är N 6799957, E 510789 i SWEREF 99 TM.</w:t>
+        <w:t>Figur 1. Fyndplatser för naturvårdsarter inom 3 meter från avverkningsanmälan. Markörer utan svart kant är placerade på fyndplatsen. Markörer med svart kant är placerade vid sidan av fyndplatsen och har ett svart streck som visar fyndplatsens exakta position. Kartans mittpunktskoordinat är N 6799957, E 510789 i SWEREF 99 TM.</w:t>
       </w:r>
     </w:p>
     <w:p>
@@ -812,7 +812,7 @@
     <w:r>
       <w:tab/>
       <w:tab/>
-      <w:t>2026-08-14</w:t>
+      <w:t>2026-08-15</w:t>
       <w:br/>
       <w:br/>
     </w:r>

--- a/klagomål/A 19243-2026 FSC-klagomål.docx
+++ b/klagomål/A 19243-2026 FSC-klagomål.docx
@@ -812,7 +812,7 @@
     <w:r>
       <w:tab/>
       <w:tab/>
-      <w:t>2026-08-15</w:t>
+      <w:t>2026-08-16</w:t>
       <w:br/>
       <w:br/>
     </w:r>

--- a/klagomål/A 19243-2026 FSC-klagomål.docx
+++ b/klagomål/A 19243-2026 FSC-klagomål.docx
@@ -812,7 +812,7 @@
     <w:r>
       <w:tab/>
       <w:tab/>
-      <w:t>2026-08-16</w:t>
+      <w:t>2026-08-17</w:t>
       <w:br/>
       <w:br/>
     </w:r>

--- a/klagomål/A 19243-2026 FSC-klagomål.docx
+++ b/klagomål/A 19243-2026 FSC-klagomål.docx
@@ -812,7 +812,7 @@
     <w:r>
       <w:tab/>
       <w:tab/>
-      <w:t>2026-08-17</w:t>
+      <w:t>2026-08-18</w:t>
       <w:br/>
       <w:br/>
     </w:r>

--- a/klagomål/A 19243-2026 FSC-klagomål.docx
+++ b/klagomål/A 19243-2026 FSC-klagomål.docx
@@ -812,7 +812,7 @@
     <w:r>
       <w:tab/>
       <w:tab/>
-      <w:t>2026-08-18</w:t>
+      <w:t>2026-08-19</w:t>
       <w:br/>
       <w:br/>
     </w:r>

--- a/klagomål/A 19243-2026 FSC-klagomål.docx
+++ b/klagomål/A 19243-2026 FSC-klagomål.docx
@@ -812,7 +812,7 @@
     <w:r>
       <w:tab/>
       <w:tab/>
-      <w:t>2026-08-19</w:t>
+      <w:t>2026-08-20</w:t>
       <w:br/>
       <w:br/>
     </w:r>

--- a/klagomål/A 19243-2026 FSC-klagomål.docx
+++ b/klagomål/A 19243-2026 FSC-klagomål.docx
@@ -812,7 +812,7 @@
     <w:r>
       <w:tab/>
       <w:tab/>
-      <w:t>2026-08-20</w:t>
+      <w:t>2026-08-21</w:t>
       <w:br/>
       <w:br/>
     </w:r>

--- a/klagomål/A 19243-2026 FSC-klagomål.docx
+++ b/klagomål/A 19243-2026 FSC-klagomål.docx
@@ -812,7 +812,7 @@
     <w:r>
       <w:tab/>
       <w:tab/>
-      <w:t>2026-08-21</w:t>
+      <w:t>2026-08-22</w:t>
       <w:br/>
       <w:br/>
     </w:r>

--- a/klagomål/A 19243-2026 FSC-klagomål.docx
+++ b/klagomål/A 19243-2026 FSC-klagomål.docx
@@ -812,7 +812,7 @@
     <w:r>
       <w:tab/>
       <w:tab/>
-      <w:t>2026-08-22</w:t>
+      <w:t>2026-08-23</w:t>
       <w:br/>
       <w:br/>
     </w:r>

--- a/klagomål/A 19243-2026 FSC-klagomål.docx
+++ b/klagomål/A 19243-2026 FSC-klagomål.docx
@@ -812,7 +812,7 @@
     <w:r>
       <w:tab/>
       <w:tab/>
-      <w:t>2026-08-23</w:t>
+      <w:t>2026-08-24</w:t>
       <w:br/>
       <w:br/>
     </w:r>

--- a/klagomål/A 19243-2026 FSC-klagomål.docx
+++ b/klagomål/A 19243-2026 FSC-klagomål.docx
@@ -812,7 +812,7 @@
     <w:r>
       <w:tab/>
       <w:tab/>
-      <w:t>2026-08-24</w:t>
+      <w:t>2026-08-25</w:t>
       <w:br/>
       <w:br/>
     </w:r>
